--- a/Personal/EMBA/ValesLeadership/EMBA 60 Peer Feedback Report Template-1.docx
+++ b/Personal/EMBA/ValesLeadership/EMBA 60 Peer Feedback Report Template-1.docx
@@ -319,6 +319,80 @@
     <w:p>
       <w:pPr>
         <w:pStyle w:val="NormalWeb"/>
+        <w:shd w:val="clear" w:color="auto" w:fill="FFFFFF"/>
+        <w:spacing w:before="180" w:beforeAutospacing="0" w:after="180" w:afterAutospacing="0"/>
+        <w:ind w:left="720" w:firstLine="720"/>
+        <w:rPr>
+          <w:rFonts w:asciiTheme="minorHAnsi" w:hAnsiTheme="minorHAnsi" w:cs="Helvetica"/>
+          <w:color w:val="3D3D3D"/>
+        </w:rPr>
+      </w:pPr>
+      <w:r>
+        <w:rPr>
+          <w:rFonts w:asciiTheme="minorHAnsi" w:hAnsiTheme="minorHAnsi" w:cs="Helvetica"/>
+          <w:color w:val="3D3D3D"/>
+        </w:rPr>
+        <w:t xml:space="preserve">At the time of writing his Leadership context statement </w:t>
+      </w:r>
+      <w:r>
+        <w:rPr>
+          <w:rFonts w:asciiTheme="minorHAnsi" w:hAnsiTheme="minorHAnsi" w:cs="Helvetica"/>
+          <w:color w:val="3D3D3D"/>
+        </w:rPr>
+        <w:t xml:space="preserve">Rony </w:t>
+      </w:r>
+      <w:r>
+        <w:rPr>
+          <w:rFonts w:asciiTheme="minorHAnsi" w:hAnsiTheme="minorHAnsi" w:cs="Helvetica"/>
+          <w:color w:val="3D3D3D"/>
+        </w:rPr>
+        <w:t>was facing</w:t>
+      </w:r>
+      <w:r>
+        <w:rPr>
+          <w:rFonts w:asciiTheme="minorHAnsi" w:hAnsiTheme="minorHAnsi" w:cs="Helvetica"/>
+          <w:color w:val="3D3D3D"/>
+        </w:rPr>
+        <w:t xml:space="preserve"> a cross roads</w:t>
+      </w:r>
+      <w:r>
+        <w:rPr>
+          <w:rFonts w:asciiTheme="minorHAnsi" w:hAnsiTheme="minorHAnsi" w:cs="Helvetica"/>
+          <w:color w:val="3D3D3D"/>
+        </w:rPr>
+        <w:t xml:space="preserve">.  Should his next step be board certification, a new role as a researcher, or something more entrepreneurial.  Knowing how his career has progressed since then it is very exciting to see where he is now working at Genoscopy.  Rony has found a role that fits practically all of what he was looking for from his intro and the fit seems to be just right.  Rony’s opportunities are huge in a prominent role that will enable him to utilize his research expertise and his EMBA.  </w:t>
+      </w:r>
+    </w:p>
+    <w:p>
+      <w:pPr>
+        <w:pStyle w:val="NormalWeb"/>
+        <w:shd w:val="clear" w:color="auto" w:fill="FFFFFF"/>
+        <w:spacing w:before="180" w:beforeAutospacing="0" w:after="180" w:afterAutospacing="0"/>
+        <w:ind w:left="720"/>
+        <w:rPr>
+          <w:rFonts w:asciiTheme="minorHAnsi" w:hAnsiTheme="minorHAnsi" w:cs="Helvetica"/>
+          <w:color w:val="3D3D3D"/>
+        </w:rPr>
+      </w:pPr>
+      <w:r>
+        <w:rPr>
+          <w:rFonts w:asciiTheme="minorHAnsi" w:hAnsiTheme="minorHAnsi" w:cs="Helvetica"/>
+          <w:color w:val="3D3D3D"/>
+        </w:rPr>
+        <w:tab/>
+        <w:t xml:space="preserve">Rony’s challenges as he names them are </w:t>
+      </w:r>
+      <w:r>
+        <w:rPr>
+          <w:rFonts w:asciiTheme="minorHAnsi" w:hAnsiTheme="minorHAnsi" w:cs="Helvetica"/>
+          <w:color w:val="3D3D3D"/>
+        </w:rPr>
+        <w:t xml:space="preserve">careful decision making, sometimes poor time management, and risk of burnout.  </w:t>
+      </w:r>
+    </w:p>
+    <w:p>
+      <w:pPr>
+        <w:pStyle w:val="NormalWeb"/>
         <w:numPr>
           <w:ilvl w:val="0"/>
           <w:numId w:val="2"/>
@@ -392,6 +466,25 @@
     <w:p>
       <w:pPr>
         <w:pStyle w:val="NormalWeb"/>
+        <w:shd w:val="clear" w:color="auto" w:fill="FFFFFF"/>
+        <w:spacing w:before="180" w:beforeAutospacing="0" w:after="180" w:afterAutospacing="0"/>
+        <w:ind w:left="720" w:firstLine="720"/>
+        <w:rPr>
+          <w:rFonts w:asciiTheme="minorHAnsi" w:hAnsiTheme="minorHAnsi" w:cs="Helvetica"/>
+          <w:color w:val="3D3D3D"/>
+        </w:rPr>
+      </w:pPr>
+      <w:r>
+        <w:rPr>
+          <w:rFonts w:asciiTheme="minorHAnsi" w:hAnsiTheme="minorHAnsi" w:cs="Helvetica"/>
+          <w:color w:val="3D3D3D"/>
+        </w:rPr>
+        <w:t>Rony’s new role sounds like it gives him lots of freedom to explore solutions to big problems his own way.  I have no doubt that Rony has the competency to succeed here.  In a recent pivot he will be setting up commercial lab operations for his company which will require him to focus his expertise on the supply chain and manufacturing skills he is learning in his EMBA. The opportunity to set up a new manufacturing operation is a very exciting prospect and Rony has the capacity to learn all that it takes to succeed here.</w:t>
+      </w:r>
+    </w:p>
+    <w:p>
+      <w:pPr>
+        <w:pStyle w:val="NormalWeb"/>
         <w:numPr>
           <w:ilvl w:val="0"/>
           <w:numId w:val="2"/>
@@ -408,6 +501,7 @@
           <w:rFonts w:asciiTheme="minorHAnsi" w:hAnsiTheme="minorHAnsi" w:cs="Helvetica"/>
           <w:color w:val="3D3D3D"/>
         </w:rPr>
+        <w:lastRenderedPageBreak/>
         <w:t xml:space="preserve">What limitations might prevent this person from meeting </w:t>
       </w:r>
       <w:r>
@@ -437,6 +531,104 @@
           <w:color w:val="3D3D3D"/>
         </w:rPr>
         <w:t>leadership opportunities (i.e., potential "derailers")?</w:t>
+      </w:r>
+    </w:p>
+    <w:p>
+      <w:pPr>
+        <w:pStyle w:val="NormalWeb"/>
+        <w:shd w:val="clear" w:color="auto" w:fill="FFFFFF"/>
+        <w:spacing w:before="180" w:beforeAutospacing="0" w:after="180" w:afterAutospacing="0"/>
+        <w:ind w:left="720" w:firstLine="720"/>
+        <w:rPr>
+          <w:rFonts w:asciiTheme="minorHAnsi" w:hAnsiTheme="minorHAnsi" w:cs="Helvetica"/>
+          <w:color w:val="3D3D3D"/>
+        </w:rPr>
+      </w:pPr>
+      <w:r>
+        <w:rPr>
+          <w:rFonts w:asciiTheme="minorHAnsi" w:hAnsiTheme="minorHAnsi" w:cs="Helvetica"/>
+          <w:color w:val="3D3D3D"/>
+        </w:rPr>
+        <w:t xml:space="preserve">Rony has </w:t>
+      </w:r>
+      <w:r>
+        <w:rPr>
+          <w:rFonts w:asciiTheme="minorHAnsi" w:hAnsiTheme="minorHAnsi" w:cs="Helvetica"/>
+          <w:color w:val="3D3D3D"/>
+        </w:rPr>
+        <w:t>two</w:t>
+      </w:r>
+      <w:r>
+        <w:rPr>
+          <w:rFonts w:asciiTheme="minorHAnsi" w:hAnsiTheme="minorHAnsi" w:cs="Helvetica"/>
+          <w:color w:val="3D3D3D"/>
+        </w:rPr>
+        <w:t xml:space="preserve"> potential derailers as I see them.  </w:t>
+      </w:r>
+    </w:p>
+    <w:p>
+      <w:pPr>
+        <w:pStyle w:val="NormalWeb"/>
+        <w:numPr>
+          <w:ilvl w:val="0"/>
+          <w:numId w:val="7"/>
+        </w:numPr>
+        <w:shd w:val="clear" w:color="auto" w:fill="FFFFFF"/>
+        <w:spacing w:before="180" w:beforeAutospacing="0" w:after="180" w:afterAutospacing="0"/>
+        <w:rPr>
+          <w:rFonts w:asciiTheme="minorHAnsi" w:hAnsiTheme="minorHAnsi" w:cs="Helvetica"/>
+          <w:color w:val="3D3D3D"/>
+        </w:rPr>
+      </w:pPr>
+      <w:r>
+        <w:rPr>
+          <w:rFonts w:asciiTheme="minorHAnsi" w:hAnsiTheme="minorHAnsi" w:cs="Helvetica"/>
+          <w:color w:val="3D3D3D"/>
+        </w:rPr>
+        <w:t>Rony’s intellectual curiosity</w:t>
+      </w:r>
+      <w:r>
+        <w:rPr>
+          <w:rFonts w:asciiTheme="minorHAnsi" w:hAnsiTheme="minorHAnsi" w:cs="Helvetica"/>
+          <w:color w:val="3D3D3D"/>
+        </w:rPr>
+        <w:t xml:space="preserve"> and scientific mind make him prone to a trap many of us face.  Rony will have to carefully ensure that great doesn’t become the enemy of good.  In business and in manufacturing, time is money.  The determination of when a solution is good enough can be artful at best.  Rony will have to be careful that he is accurately assessing when a decision is done and when more studying is needed.</w:t>
+      </w:r>
+    </w:p>
+    <w:p>
+      <w:pPr>
+        <w:pStyle w:val="NormalWeb"/>
+        <w:numPr>
+          <w:ilvl w:val="0"/>
+          <w:numId w:val="7"/>
+        </w:numPr>
+        <w:shd w:val="clear" w:color="auto" w:fill="FFFFFF"/>
+        <w:spacing w:before="180" w:beforeAutospacing="0" w:after="180" w:afterAutospacing="0"/>
+        <w:rPr>
+          <w:rFonts w:asciiTheme="minorHAnsi" w:hAnsiTheme="minorHAnsi" w:cs="Helvetica"/>
+          <w:color w:val="3D3D3D"/>
+        </w:rPr>
+      </w:pPr>
+      <w:r>
+        <w:rPr>
+          <w:rFonts w:asciiTheme="minorHAnsi" w:hAnsiTheme="minorHAnsi" w:cs="Helvetica"/>
+          <w:color w:val="3D3D3D"/>
+        </w:rPr>
+        <w:t xml:space="preserve">Rony has a big heart and is mission driven by a desire to reduce suffering.  This is an extremely noble pursuit but he will need to be careful not to be taken advantage of for his purpose driven disposition.  In startup environments, cash can be hard to come by </w:t>
+      </w:r>
+      <w:r>
+        <w:rPr>
+          <w:rFonts w:asciiTheme="minorHAnsi" w:hAnsiTheme="minorHAnsi" w:cs="Helvetica"/>
+          <w:color w:val="3D3D3D"/>
+        </w:rPr>
+        <w:t>Rony has in the past been willing to sacrifice for the greater good in his research roles.  In the long run, sacrifices can breed contempt.  I think Rony will need to be very open in his communication of expectations</w:t>
+      </w:r>
+      <w:r>
+        <w:rPr>
+          <w:rFonts w:asciiTheme="minorHAnsi" w:hAnsiTheme="minorHAnsi" w:cs="Helvetica"/>
+          <w:color w:val="3D3D3D"/>
+        </w:rPr>
+        <w:t xml:space="preserve"> in order to avoid the burnout risk he mentions</w:t>
       </w:r>
     </w:p>
     <w:p>
@@ -725,6 +917,107 @@
     <w:p>
       <w:pPr>
         <w:pStyle w:val="NormalWeb"/>
+        <w:shd w:val="clear" w:color="auto" w:fill="FFFFFF"/>
+        <w:spacing w:before="180" w:beforeAutospacing="0" w:after="180" w:afterAutospacing="0"/>
+        <w:ind w:left="1440"/>
+        <w:rPr>
+          <w:rFonts w:asciiTheme="minorHAnsi" w:hAnsiTheme="minorHAnsi" w:cs="Helvetica"/>
+          <w:color w:val="3D3D3D"/>
+        </w:rPr>
+      </w:pPr>
+      <w:r>
+        <w:rPr>
+          <w:rFonts w:asciiTheme="minorHAnsi" w:hAnsiTheme="minorHAnsi" w:cs="Helvetica"/>
+          <w:color w:val="3D3D3D"/>
+        </w:rPr>
+        <w:t xml:space="preserve">From the </w:t>
+      </w:r>
+      <w:r>
+        <w:rPr>
+          <w:rFonts w:asciiTheme="minorHAnsi" w:hAnsiTheme="minorHAnsi" w:cs="Helvetica"/>
+          <w:color w:val="3D3D3D"/>
+        </w:rPr>
+        <w:t>BLCA</w:t>
+      </w:r>
+      <w:r>
+        <w:rPr>
+          <w:rFonts w:asciiTheme="minorHAnsi" w:hAnsiTheme="minorHAnsi" w:cs="Helvetica"/>
+          <w:color w:val="3D3D3D"/>
+        </w:rPr>
+        <w:t xml:space="preserve"> – Rony scored himself highly </w:t>
+      </w:r>
+      <w:r>
+        <w:rPr>
+          <w:rFonts w:asciiTheme="minorHAnsi" w:hAnsiTheme="minorHAnsi" w:cs="Helvetica"/>
+          <w:color w:val="3D3D3D"/>
+        </w:rPr>
+        <w:t xml:space="preserve">in regards to data driven insights </w:t>
+      </w:r>
+      <w:r>
+        <w:rPr>
+          <w:rFonts w:asciiTheme="minorHAnsi" w:hAnsiTheme="minorHAnsi" w:cs="Helvetica"/>
+          <w:color w:val="3D3D3D"/>
+        </w:rPr>
+        <w:t xml:space="preserve">and his </w:t>
+      </w:r>
+      <w:r>
+        <w:rPr>
+          <w:rFonts w:asciiTheme="minorHAnsi" w:hAnsiTheme="minorHAnsi" w:cs="Helvetica"/>
+          <w:color w:val="3D3D3D"/>
+        </w:rPr>
+        <w:t xml:space="preserve">coworkers agree.  </w:t>
+      </w:r>
+      <w:r>
+        <w:rPr>
+          <w:rFonts w:asciiTheme="minorHAnsi" w:hAnsiTheme="minorHAnsi" w:cs="Helvetica"/>
+          <w:color w:val="3D3D3D"/>
+        </w:rPr>
+        <w:t xml:space="preserve">I also was impressed by the scores from Rony’s peers in the Leading people leadership competencies.  Ronys peers and managers view him as motivational, inspirational, coaching, tactful, and collaborative.  His leadership scores could not be much higher.  To build on these competencies takes some time but also some personal reflection.  </w:t>
+      </w:r>
+    </w:p>
+    <w:p>
+      <w:pPr>
+        <w:pStyle w:val="NormalWeb"/>
+        <w:shd w:val="clear" w:color="auto" w:fill="FFFFFF"/>
+        <w:spacing w:before="180" w:beforeAutospacing="0" w:after="180" w:afterAutospacing="0"/>
+        <w:ind w:left="1440"/>
+        <w:rPr>
+          <w:rFonts w:asciiTheme="minorHAnsi" w:hAnsiTheme="minorHAnsi" w:cs="Helvetica"/>
+          <w:color w:val="3D3D3D"/>
+        </w:rPr>
+      </w:pPr>
+      <w:r>
+        <w:rPr>
+          <w:rFonts w:asciiTheme="minorHAnsi" w:hAnsiTheme="minorHAnsi" w:cs="Helvetica"/>
+          <w:color w:val="3D3D3D"/>
+        </w:rPr>
+        <w:tab/>
+        <w:t xml:space="preserve">From the OBLI, Rony scores himself more highly in the data driven fields than in the soft skills focused areas.  He also set higher than average goals for </w:t>
+      </w:r>
+      <w:r>
+        <w:rPr>
+          <w:rFonts w:asciiTheme="minorHAnsi" w:hAnsiTheme="minorHAnsi" w:cs="Helvetica"/>
+          <w:color w:val="3D3D3D"/>
+        </w:rPr>
+        <w:lastRenderedPageBreak/>
+        <w:t>himself in those areas.  I think Rony’s assessment of his data skills have proven throughout our EMBA to be spot on and his growth there has been obvious.  I would argue his soft skills scores are self-reported lower than is reality.  Time, reflection, and building confidence will make those scores more valuable and more enactable.</w:t>
+      </w:r>
+    </w:p>
+    <w:p>
+      <w:pPr>
+        <w:pStyle w:val="NormalWeb"/>
+        <w:shd w:val="clear" w:color="auto" w:fill="FFFFFF"/>
+        <w:spacing w:before="180" w:beforeAutospacing="0" w:after="180" w:afterAutospacing="0"/>
+        <w:ind w:left="1440"/>
+        <w:rPr>
+          <w:rFonts w:asciiTheme="minorHAnsi" w:hAnsiTheme="minorHAnsi" w:cs="Helvetica"/>
+          <w:color w:val="3D3D3D"/>
+        </w:rPr>
+      </w:pPr>
+    </w:p>
+    <w:p>
+      <w:pPr>
+        <w:pStyle w:val="NormalWeb"/>
         <w:numPr>
           <w:ilvl w:val="1"/>
           <w:numId w:val="3"/>
@@ -741,7 +1034,6 @@
           <w:rFonts w:asciiTheme="minorHAnsi" w:hAnsiTheme="minorHAnsi" w:cs="Helvetica"/>
           <w:color w:val="3D3D3D"/>
         </w:rPr>
-        <w:lastRenderedPageBreak/>
         <w:t>Where are there gaps</w:t>
       </w:r>
       <w:r>
@@ -791,14 +1083,7 @@
           <w:rFonts w:asciiTheme="minorHAnsi" w:hAnsiTheme="minorHAnsi" w:cs="Helvetica"/>
           <w:color w:val="3D3D3D"/>
         </w:rPr>
-        <w:t xml:space="preserve">  </w:t>
-      </w:r>
-      <w:r>
-        <w:rPr>
-          <w:rFonts w:asciiTheme="minorHAnsi" w:hAnsiTheme="minorHAnsi" w:cs="Helvetica"/>
-          <w:color w:val="3D3D3D"/>
-        </w:rPr>
-        <w:t xml:space="preserve">What can </w:t>
+        <w:t xml:space="preserve">  What can </w:t>
       </w:r>
       <w:r>
         <w:rPr>
@@ -820,7 +1105,14 @@
           <w:color w:val="3D3D3D"/>
           <w:u w:val="single"/>
         </w:rPr>
-        <w:t xml:space="preserve">build </w:t>
+        <w:t>build up</w:t>
+      </w:r>
+      <w:r>
+        <w:rPr>
+          <w:rFonts w:asciiTheme="minorHAnsi" w:hAnsiTheme="minorHAnsi" w:cs="Helvetica"/>
+          <w:color w:val="3D3D3D"/>
+        </w:rPr>
+        <w:t xml:space="preserve"> or </w:t>
       </w:r>
       <w:r>
         <w:rPr>
@@ -828,21 +1120,6 @@
           <w:color w:val="3D3D3D"/>
           <w:u w:val="single"/>
         </w:rPr>
-        <w:t>up</w:t>
-      </w:r>
-      <w:r>
-        <w:rPr>
-          <w:rFonts w:asciiTheme="minorHAnsi" w:hAnsiTheme="minorHAnsi" w:cs="Helvetica"/>
-          <w:color w:val="3D3D3D"/>
-        </w:rPr>
-        <w:t xml:space="preserve"> or </w:t>
-      </w:r>
-      <w:r>
-        <w:rPr>
-          <w:rFonts w:asciiTheme="minorHAnsi" w:hAnsiTheme="minorHAnsi" w:cs="Helvetica"/>
-          <w:color w:val="3D3D3D"/>
-          <w:u w:val="single"/>
-        </w:rPr>
         <w:t>build around</w:t>
       </w:r>
       <w:r>
@@ -850,15 +1127,82 @@
           <w:rFonts w:asciiTheme="minorHAnsi" w:hAnsiTheme="minorHAnsi" w:cs="Helvetica"/>
           <w:color w:val="3D3D3D"/>
         </w:rPr>
-        <w:t xml:space="preserve"> </w:t>
-      </w:r>
-      <w:r>
-        <w:rPr>
-          <w:rFonts w:asciiTheme="minorHAnsi" w:hAnsiTheme="minorHAnsi" w:cs="Helvetica"/>
-          <w:color w:val="3D3D3D"/>
-        </w:rPr>
-        <w:t>these competencies and literacies in their career?</w:t>
-      </w:r>
+        <w:t xml:space="preserve"> these competencies and literacies in their career?</w:t>
+      </w:r>
+    </w:p>
+    <w:p>
+      <w:pPr>
+        <w:pStyle w:val="ListParagraph"/>
+        <w:rPr>
+          <w:rFonts w:cs="Helvetica"/>
+          <w:color w:val="3D3D3D"/>
+        </w:rPr>
+      </w:pPr>
+    </w:p>
+    <w:p>
+      <w:pPr>
+        <w:pStyle w:val="NormalWeb"/>
+        <w:shd w:val="clear" w:color="auto" w:fill="FFFFFF"/>
+        <w:spacing w:before="180" w:beforeAutospacing="0" w:after="180" w:afterAutospacing="0"/>
+        <w:ind w:left="1440" w:firstLine="720"/>
+        <w:rPr>
+          <w:rFonts w:asciiTheme="minorHAnsi" w:hAnsiTheme="minorHAnsi" w:cs="Helvetica"/>
+          <w:color w:val="3D3D3D"/>
+        </w:rPr>
+      </w:pPr>
+      <w:r>
+        <w:rPr>
+          <w:rFonts w:asciiTheme="minorHAnsi" w:hAnsiTheme="minorHAnsi" w:cs="Helvetica"/>
+          <w:color w:val="3D3D3D"/>
+        </w:rPr>
+        <w:t>From the BLCA, Rony scores himself a lot more harshly than his manager and his peers.   I found it interesting Rony scored himself a 0 in sets strategy and direction while his manager scored him 4.5 and his peers a 5.0.  Rony will need to recognize his leadership capacity and potential.  Others are already seeing it in him.  To me this shows, Rony is setting direction weather or not he knows it and recognizing that he does that may help free him to make decisions quickly.</w:t>
+      </w:r>
+      <w:r>
+        <w:rPr>
+          <w:rFonts w:asciiTheme="minorHAnsi" w:hAnsiTheme="minorHAnsi" w:cs="Helvetica"/>
+          <w:color w:val="3D3D3D"/>
+        </w:rPr>
+        <w:t xml:space="preserve">  This gap shows up in the under “Ensures alignment and accountability” as well.  Rony appears to be facing a transition point from a high achieving individual performer to a people leader.  The data shows, his peers and managers view him as a leader already.  It may be just his own perspective that needs addressed.  </w:t>
+      </w:r>
+    </w:p>
+    <w:p>
+      <w:pPr>
+        <w:pStyle w:val="NormalWeb"/>
+        <w:shd w:val="clear" w:color="auto" w:fill="FFFFFF"/>
+        <w:spacing w:before="180" w:beforeAutospacing="0" w:after="180" w:afterAutospacing="0"/>
+        <w:ind w:left="1440" w:firstLine="720"/>
+        <w:rPr>
+          <w:rFonts w:asciiTheme="minorHAnsi" w:hAnsiTheme="minorHAnsi" w:cs="Helvetica"/>
+          <w:color w:val="3D3D3D"/>
+        </w:rPr>
+      </w:pPr>
+      <w:r>
+        <w:rPr>
+          <w:rFonts w:asciiTheme="minorHAnsi" w:hAnsiTheme="minorHAnsi" w:cs="Helvetica"/>
+          <w:color w:val="3D3D3D"/>
+        </w:rPr>
+        <w:tab/>
+        <w:t xml:space="preserve">Some of Rony’s lowest scores in the OBLI are around supply chain and operations.  Given Rony’s new role I find that somewhat humorous.  Rony loves a challenge.  To grow in these areas I have lots of recommended reading resources but most of all I recommend the lean enterprise institute.  They have a blog, a podcast, and several books that to me reflect the future of lean as applied to all aspects of a business.  There are definitely some useful resources </w:t>
+      </w:r>
+      <w:r>
+        <w:rPr>
+          <w:rFonts w:asciiTheme="minorHAnsi" w:hAnsiTheme="minorHAnsi" w:cs="Helvetica"/>
+          <w:color w:val="3D3D3D"/>
+        </w:rPr>
+        <w:t>for the most modern application of Lean.</w:t>
+      </w:r>
+    </w:p>
+    <w:p>
+      <w:pPr>
+        <w:pStyle w:val="NormalWeb"/>
+        <w:shd w:val="clear" w:color="auto" w:fill="FFFFFF"/>
+        <w:spacing w:before="180" w:beforeAutospacing="0" w:after="180" w:afterAutospacing="0"/>
+        <w:ind w:left="1440"/>
+        <w:rPr>
+          <w:rFonts w:asciiTheme="minorHAnsi" w:hAnsiTheme="minorHAnsi" w:cs="Helvetica"/>
+          <w:color w:val="3D3D3D"/>
+        </w:rPr>
+      </w:pPr>
     </w:p>
     <w:p>
       <w:pPr>
@@ -959,29 +1303,7 @@
           <w:sz w:val="48"/>
           <w:szCs w:val="48"/>
         </w:rPr>
-        <w:t>3</w:t>
-      </w:r>
-      <w:r>
-        <w:rPr>
-          <w:rFonts w:cs="Calibri"/>
-          <w:b/>
-          <w:bCs/>
-          <w:color w:val="002060"/>
-          <w:sz w:val="48"/>
-          <w:szCs w:val="48"/>
-        </w:rPr>
-        <w:t xml:space="preserve">: </w:t>
-      </w:r>
-      <w:r>
-        <w:rPr>
-          <w:rFonts w:cs="Calibri"/>
-          <w:b/>
-          <w:bCs/>
-          <w:color w:val="002060"/>
-          <w:sz w:val="48"/>
-          <w:szCs w:val="48"/>
-        </w:rPr>
-        <w:t>Personality Traits &amp; Values</w:t>
+        <w:t>3: Personality Traits &amp; Values</w:t>
       </w:r>
     </w:p>
     <w:p>
@@ -1077,6 +1399,7 @@
           <w:rFonts w:asciiTheme="minorHAnsi" w:hAnsiTheme="minorHAnsi" w:cs="Helvetica"/>
           <w:color w:val="3D3D3D"/>
         </w:rPr>
+        <w:lastRenderedPageBreak/>
         <w:t xml:space="preserve">Given what you see across these two assessments, assess the fit between this person’s </w:t>
       </w:r>
       <w:r>
@@ -1769,7 +2092,7 @@
         <w:ind w:left="720" w:hanging="360"/>
       </w:pPr>
     </w:lvl>
-    <w:lvl w:ilvl="1" w:tplc="04090019" w:tentative="1">
+    <w:lvl w:ilvl="1" w:tplc="04090019">
       <w:start w:val="1"/>
       <w:numFmt w:val="lowerLetter"/>
       <w:lvlText w:val="%2."/>
@@ -2186,6 +2509,95 @@
       <w:lvlJc w:val="right"/>
       <w:pPr>
         <w:ind w:left="6480" w:hanging="180"/>
+      </w:pPr>
+    </w:lvl>
+  </w:abstractNum>
+  <w:abstractNum w:abstractNumId="6" w15:restartNumberingAfterBreak="0">
+    <w:nsid w:val="6BF14A59"/>
+    <w:multiLevelType w:val="hybridMultilevel"/>
+    <w:tmpl w:val="01B49C9E"/>
+    <w:lvl w:ilvl="0" w:tplc="D5EC5B96">
+      <w:start w:val="1"/>
+      <w:numFmt w:val="decimal"/>
+      <w:lvlText w:val="%1)"/>
+      <w:lvlJc w:val="left"/>
+      <w:pPr>
+        <w:ind w:left="1800" w:hanging="360"/>
+      </w:pPr>
+      <w:rPr>
+        <w:rFonts w:hint="default"/>
+      </w:rPr>
+    </w:lvl>
+    <w:lvl w:ilvl="1" w:tplc="04090019" w:tentative="1">
+      <w:start w:val="1"/>
+      <w:numFmt w:val="lowerLetter"/>
+      <w:lvlText w:val="%2."/>
+      <w:lvlJc w:val="left"/>
+      <w:pPr>
+        <w:ind w:left="2520" w:hanging="360"/>
+      </w:pPr>
+    </w:lvl>
+    <w:lvl w:ilvl="2" w:tplc="0409001B" w:tentative="1">
+      <w:start w:val="1"/>
+      <w:numFmt w:val="lowerRoman"/>
+      <w:lvlText w:val="%3."/>
+      <w:lvlJc w:val="right"/>
+      <w:pPr>
+        <w:ind w:left="3240" w:hanging="180"/>
+      </w:pPr>
+    </w:lvl>
+    <w:lvl w:ilvl="3" w:tplc="0409000F" w:tentative="1">
+      <w:start w:val="1"/>
+      <w:numFmt w:val="decimal"/>
+      <w:lvlText w:val="%4."/>
+      <w:lvlJc w:val="left"/>
+      <w:pPr>
+        <w:ind w:left="3960" w:hanging="360"/>
+      </w:pPr>
+    </w:lvl>
+    <w:lvl w:ilvl="4" w:tplc="04090019" w:tentative="1">
+      <w:start w:val="1"/>
+      <w:numFmt w:val="lowerLetter"/>
+      <w:lvlText w:val="%5."/>
+      <w:lvlJc w:val="left"/>
+      <w:pPr>
+        <w:ind w:left="4680" w:hanging="360"/>
+      </w:pPr>
+    </w:lvl>
+    <w:lvl w:ilvl="5" w:tplc="0409001B" w:tentative="1">
+      <w:start w:val="1"/>
+      <w:numFmt w:val="lowerRoman"/>
+      <w:lvlText w:val="%6."/>
+      <w:lvlJc w:val="right"/>
+      <w:pPr>
+        <w:ind w:left="5400" w:hanging="180"/>
+      </w:pPr>
+    </w:lvl>
+    <w:lvl w:ilvl="6" w:tplc="0409000F" w:tentative="1">
+      <w:start w:val="1"/>
+      <w:numFmt w:val="decimal"/>
+      <w:lvlText w:val="%7."/>
+      <w:lvlJc w:val="left"/>
+      <w:pPr>
+        <w:ind w:left="6120" w:hanging="360"/>
+      </w:pPr>
+    </w:lvl>
+    <w:lvl w:ilvl="7" w:tplc="04090019" w:tentative="1">
+      <w:start w:val="1"/>
+      <w:numFmt w:val="lowerLetter"/>
+      <w:lvlText w:val="%8."/>
+      <w:lvlJc w:val="left"/>
+      <w:pPr>
+        <w:ind w:left="6840" w:hanging="360"/>
+      </w:pPr>
+    </w:lvl>
+    <w:lvl w:ilvl="8" w:tplc="0409001B" w:tentative="1">
+      <w:start w:val="1"/>
+      <w:numFmt w:val="lowerRoman"/>
+      <w:lvlText w:val="%9."/>
+      <w:lvlJc w:val="right"/>
+      <w:pPr>
+        <w:ind w:left="7560" w:hanging="180"/>
       </w:pPr>
     </w:lvl>
   </w:abstractNum>
@@ -2206,6 +2618,9 @@
   </w:num>
   <w:num w:numId="6" w16cid:durableId="1727219159">
     <w:abstractNumId w:val="4"/>
+  </w:num>
+  <w:num w:numId="7" w16cid:durableId="703140273">
+    <w:abstractNumId w:val="6"/>
   </w:num>
 </w:numbering>
 </file>
@@ -2696,6 +3111,17 @@
     <w:uiPriority w:val="99"/>
     <w:rsid w:val="000958A6"/>
   </w:style>
+  <w:style w:type="paragraph" w:styleId="ListParagraph">
+    <w:name w:val="List Paragraph"/>
+    <w:basedOn w:val="Normal"/>
+    <w:uiPriority w:val="34"/>
+    <w:qFormat/>
+    <w:rsid w:val="00B5738F"/>
+    <w:pPr>
+      <w:ind w:left="720"/>
+      <w:contextualSpacing/>
+    </w:pPr>
+  </w:style>
 </w:styles>
 </file>
 
